--- a/docs/Progress Toward a GW-BASIC Front-End.docx
+++ b/docs/Progress Toward a GW-BASIC Front-End.docx
@@ -195,7 +195,15 @@
         <w:jc w:val="center"/>
       </w:pPr>
       <w:r>
-        <w:t xml:space="preserve">While this student started with a recursive-descent parser (week1), this week (week2) required a significant refactor of the parser and AST to implement LLVM-style RTTI as well as to make the code itself more DRY (Don’t Repeat Yourself).  We did this through templates in the AST, starting with RTTI.h: </w:t>
+        <w:t xml:space="preserve">While this student started with a recursive-descent parser (week1), this week (week2) required a significant refactor of the parser and AST to implement LLVM-style RTTI as well as to make the code itself </w:t>
+      </w:r>
+      <w:proofErr w:type="gramStart"/>
+      <w:r>
+        <w:t>more DRY</w:t>
+      </w:r>
+      <w:proofErr w:type="gramEnd"/>
+      <w:r>
+        <w:t xml:space="preserve"> (Don’t Repeat Yourself).  We did this through templates in the AST, starting with RTTI.h: </w:t>
       </w:r>
     </w:p>
     <w:p>
@@ -208,14 +216,24 @@
         <w:lastRenderedPageBreak/>
         <w:t xml:space="preserve">Figure </w:t>
       </w:r>
-      <w:fldSimple w:instr=" SEQ Figure \* ARABIC ">
-        <w:r>
-          <w:rPr>
-            <w:noProof/>
-          </w:rPr>
-          <w:t>1</w:t>
-        </w:r>
-      </w:fldSimple>
+      <w:r>
+        <w:fldChar w:fldCharType="begin"/>
+      </w:r>
+      <w:r>
+        <w:instrText xml:space="preserve"> SEQ Figure \* ARABIC </w:instrText>
+      </w:r>
+      <w:r>
+        <w:fldChar w:fldCharType="separate"/>
+      </w:r>
+      <w:r>
+        <w:rPr>
+          <w:noProof/>
+        </w:rPr>
+        <w:t>1</w:t>
+      </w:r>
+      <w:r>
+        <w:fldChar w:fldCharType="end"/>
+      </w:r>
       <w:r>
         <w:t>: RTTI.h Template</w:t>
       </w:r>
@@ -226,9 +244,9 @@
       </w:pPr>
       <w:r>
         <w:drawing>
-          <wp:inline distT="0" distB="0" distL="0" distR="0" wp14:anchorId="179ACFD9" wp14:editId="292480AA">
-            <wp:extent cx="4229100" cy="3898900"/>
-            <wp:effectExtent l="0" t="0" r="0" b="0"/>
+          <wp:inline distT="0" distB="0" distL="0" distR="0" wp14:anchorId="179ACFD9" wp14:editId="6512D720">
+            <wp:extent cx="3390145" cy="3125449"/>
+            <wp:effectExtent l="0" t="0" r="1270" b="0"/>
             <wp:docPr id="1388182561" name="Picture 1"/>
             <wp:cNvGraphicFramePr>
               <a:graphicFrameLocks xmlns:a="http://schemas.openxmlformats.org/drawingml/2006/main" noChangeAspect="1"/>
@@ -249,7 +267,7 @@
                   <pic:spPr>
                     <a:xfrm>
                       <a:off x="0" y="0"/>
-                      <a:ext cx="4229100" cy="3898900"/>
+                      <a:ext cx="3409924" cy="3143684"/>
                     </a:xfrm>
                     <a:prstGeom prst="rect">
                       <a:avLst/>
@@ -278,17 +296,26 @@
         <w:jc w:val="center"/>
       </w:pPr>
       <w:r>
-        <w:lastRenderedPageBreak/>
         <w:t xml:space="preserve">Figure </w:t>
       </w:r>
-      <w:fldSimple w:instr=" SEQ Figure \* ARABIC ">
-        <w:r>
-          <w:rPr>
-            <w:noProof/>
-          </w:rPr>
-          <w:t>2</w:t>
-        </w:r>
-      </w:fldSimple>
+      <w:r>
+        <w:fldChar w:fldCharType="begin"/>
+      </w:r>
+      <w:r>
+        <w:instrText xml:space="preserve"> SEQ Figure \* ARABIC </w:instrText>
+      </w:r>
+      <w:r>
+        <w:fldChar w:fldCharType="separate"/>
+      </w:r>
+      <w:r>
+        <w:rPr>
+          <w:noProof/>
+        </w:rPr>
+        <w:t>2</w:t>
+      </w:r>
+      <w:r>
+        <w:fldChar w:fldCharType="end"/>
+      </w:r>
       <w:r>
         <w:t>: NodeTemplate.h</w:t>
       </w:r>
@@ -300,9 +327,9 @@
       </w:pPr>
       <w:r>
         <w:drawing>
-          <wp:inline distT="0" distB="0" distL="0" distR="0" wp14:anchorId="58566FBE" wp14:editId="0709C27D">
-            <wp:extent cx="3962400" cy="3759200"/>
-            <wp:effectExtent l="0" t="0" r="0" b="0"/>
+          <wp:inline distT="0" distB="0" distL="0" distR="0" wp14:anchorId="58566FBE" wp14:editId="11B31CC6">
+            <wp:extent cx="3155429" cy="2993612"/>
+            <wp:effectExtent l="0" t="0" r="0" b="3810"/>
             <wp:docPr id="2060491564" name="Picture 1"/>
             <wp:cNvGraphicFramePr>
               <a:graphicFrameLocks xmlns:a="http://schemas.openxmlformats.org/drawingml/2006/main" noChangeAspect="1"/>
@@ -323,7 +350,7 @@
                   <pic:spPr>
                     <a:xfrm>
                       <a:off x="0" y="0"/>
-                      <a:ext cx="3962400" cy="3759200"/>
+                      <a:ext cx="3165381" cy="3003054"/>
                     </a:xfrm>
                     <a:prstGeom prst="rect">
                       <a:avLst/>
@@ -341,6 +368,7 @@
         <w:ind w:firstLine="0"/>
       </w:pPr>
       <w:r>
+        <w:lastRenderedPageBreak/>
         <w:tab/>
         <w:t xml:space="preserve">This week’s objectives also required creating a dedicated </w:t>
       </w:r>
@@ -354,12 +382,21 @@
       <w:r>
         <w:t xml:space="preserve"> class to grow past the minimal functionality of week1.  However, further refactoring is necessary to reduce the cognitive complexity of functions like </w:t>
       </w:r>
+      <w:proofErr w:type="gramStart"/>
       <w:r>
         <w:rPr>
           <w:i/>
           <w:iCs/>
         </w:rPr>
-        <w:t>SemanticAnalyzer::analyzeStmt().</w:t>
+        <w:t>SemanticAnalyzer::</w:t>
+      </w:r>
+      <w:proofErr w:type="gramEnd"/>
+      <w:r>
+        <w:rPr>
+          <w:i/>
+          <w:iCs/>
+        </w:rPr>
+        <w:t>analyzeStmt().</w:t>
       </w:r>
       <w:r>
         <w:t xml:space="preserve"> </w:t>
@@ -410,14 +447,24 @@
       <w:r>
         <w:t xml:space="preserve">Figure </w:t>
       </w:r>
-      <w:fldSimple w:instr=" SEQ Figure \* ARABIC ">
-        <w:r>
-          <w:rPr>
-            <w:noProof/>
-          </w:rPr>
-          <w:t>3</w:t>
-        </w:r>
-      </w:fldSimple>
+      <w:r>
+        <w:fldChar w:fldCharType="begin"/>
+      </w:r>
+      <w:r>
+        <w:instrText xml:space="preserve"> SEQ Figure \* ARABIC </w:instrText>
+      </w:r>
+      <w:r>
+        <w:fldChar w:fldCharType="separate"/>
+      </w:r>
+      <w:r>
+        <w:rPr>
+          <w:noProof/>
+        </w:rPr>
+        <w:t>3</w:t>
+      </w:r>
+      <w:r>
+        <w:fldChar w:fldCharType="end"/>
+      </w:r>
       <w:r>
         <w:t>: Demo Programs for Type Checking Semantics</w:t>
       </w:r>
@@ -470,19 +517,12 @@
         <w:pStyle w:val="Heading2"/>
       </w:pPr>
       <w:r>
-        <w:lastRenderedPageBreak/>
         <w:t>Scope Handling in GW-BASIC</w:t>
       </w:r>
     </w:p>
     <w:p>
       <w:r>
-        <w:t xml:space="preserve">Everything in GW-BASIC is global (by default).  Variables (including arrays) live in a single program-wide namespace </w:t>
-      </w:r>
-      <w:r>
-        <w:t>Microsoft. (1986)</w:t>
-      </w:r>
-      <w:r>
-        <w:t xml:space="preserve">.  </w:t>
+        <w:t xml:space="preserve">Everything in GW-BASIC is global (by default).  Variables (including arrays) live in a single program-wide namespace Microsoft. (1986).  </w:t>
       </w:r>
       <w:r>
         <w:rPr>
@@ -512,13 +552,7 @@
         <w:t>DEF FN=…)</w:t>
       </w:r>
       <w:r>
-        <w:t xml:space="preserve"> treat their formal arguments as local names that don’t affect program variables of the same name; any other identifiers in the expression refer to the current program-global values </w:t>
-      </w:r>
-      <w:r>
-        <w:t>Microsoft. (n.d.)</w:t>
-      </w:r>
-      <w:r>
-        <w:t xml:space="preserve">.  The only other scope boundary in GW-BASIC is when using </w:t>
+        <w:t xml:space="preserve"> treat their formal arguments as local names that don’t affect program variables of the same name; any other identifiers in the expression refer to the current program-global values Microsoft. (n.d.).  The only other scope boundary in GW-BASIC is when using </w:t>
       </w:r>
       <w:r>
         <w:rPr>
@@ -576,16 +610,27 @@
         <w:jc w:val="center"/>
       </w:pPr>
       <w:r>
+        <w:lastRenderedPageBreak/>
         <w:t xml:space="preserve">Figure </w:t>
       </w:r>
-      <w:fldSimple w:instr=" SEQ Figure \* ARABIC ">
-        <w:r>
-          <w:rPr>
-            <w:noProof/>
-          </w:rPr>
-          <w:t>4</w:t>
-        </w:r>
-      </w:fldSimple>
+      <w:r>
+        <w:fldChar w:fldCharType="begin"/>
+      </w:r>
+      <w:r>
+        <w:instrText xml:space="preserve"> SEQ Figure \* ARABIC </w:instrText>
+      </w:r>
+      <w:r>
+        <w:fldChar w:fldCharType="separate"/>
+      </w:r>
+      <w:r>
+        <w:rPr>
+          <w:noProof/>
+        </w:rPr>
+        <w:t>4</w:t>
+      </w:r>
+      <w:r>
+        <w:fldChar w:fldCharType="end"/>
+      </w:r>
       <w:r>
         <w:t>: Demo BASIC programs using CHAIN</w:t>
       </w:r>
@@ -641,14 +686,24 @@
       <w:r>
         <w:t xml:space="preserve">Figure </w:t>
       </w:r>
-      <w:fldSimple w:instr=" SEQ Figure \* ARABIC ">
-        <w:r>
-          <w:rPr>
-            <w:noProof/>
-          </w:rPr>
-          <w:t>5</w:t>
-        </w:r>
-      </w:fldSimple>
+      <w:r>
+        <w:fldChar w:fldCharType="begin"/>
+      </w:r>
+      <w:r>
+        <w:instrText xml:space="preserve"> SEQ Figure \* ARABIC </w:instrText>
+      </w:r>
+      <w:r>
+        <w:fldChar w:fldCharType="separate"/>
+      </w:r>
+      <w:r>
+        <w:rPr>
+          <w:noProof/>
+        </w:rPr>
+        <w:t>5</w:t>
+      </w:r>
+      <w:r>
+        <w:fldChar w:fldCharType="end"/>
+      </w:r>
       <w:r>
         <w:t>: Other demo programs test RUN/COMMON/ALL</w:t>
       </w:r>
@@ -699,11 +754,291 @@
       <w:pPr>
         <w:ind w:firstLine="0"/>
       </w:pPr>
-    </w:p>
-    <w:p/>
+      <w:r>
+        <w:tab/>
+        <w:t>Lifetime policies in the Code Generator were the hardest part of implementing RUN, CLEAR, and CHAIN.  This revealed a hidden scope problem in GW-BASIC.  Executing CLEAR, for example, should only affect the scope of the program where the CLEAR is invoked and not leak beyond that boundary to a parent program or sub program.  Unit and end-to-end tests should catch such a leak. This includes demos/run-</w:t>
+      </w:r>
+      <w:r>
+        <w:t>pass-vars.bas</w:t>
+      </w:r>
+      <w:r>
+        <w:t>:</w:t>
+      </w:r>
+    </w:p>
+    <w:p>
+      <w:pPr>
+        <w:pStyle w:val="Caption"/>
+        <w:keepNext/>
+        <w:jc w:val="center"/>
+      </w:pPr>
+      <w:r>
+        <w:t xml:space="preserve">Figure </w:t>
+      </w:r>
+      <w:r>
+        <w:fldChar w:fldCharType="begin"/>
+      </w:r>
+      <w:r>
+        <w:instrText xml:space="preserve"> SEQ Figure \* ARABIC </w:instrText>
+      </w:r>
+      <w:r>
+        <w:fldChar w:fldCharType="separate"/>
+      </w:r>
+      <w:r>
+        <w:rPr>
+          <w:noProof/>
+        </w:rPr>
+        <w:t>6</w:t>
+      </w:r>
+      <w:r>
+        <w:fldChar w:fldCharType="end"/>
+      </w:r>
+      <w:r>
+        <w:t>: run-pass-vars.bas</w:t>
+      </w:r>
+    </w:p>
+    <w:p>
+      <w:pPr>
+        <w:ind w:firstLine="0"/>
+        <w:jc w:val="center"/>
+      </w:pPr>
+      <w:r>
+        <w:drawing>
+          <wp:inline distT="0" distB="0" distL="0" distR="0" wp14:anchorId="3E54024D" wp14:editId="616D25C2">
+            <wp:extent cx="4000500" cy="1524000"/>
+            <wp:effectExtent l="0" t="0" r="0" b="0"/>
+            <wp:docPr id="2101790124" name="Picture 1" descr="A screenshot of a computer program&#10;&#10;AI-generated content may be incorrect."/>
+            <wp:cNvGraphicFramePr>
+              <a:graphicFrameLocks xmlns:a="http://schemas.openxmlformats.org/drawingml/2006/main" noChangeAspect="1"/>
+            </wp:cNvGraphicFramePr>
+            <a:graphic xmlns:a="http://schemas.openxmlformats.org/drawingml/2006/main">
+              <a:graphicData uri="http://schemas.openxmlformats.org/drawingml/2006/picture">
+                <pic:pic xmlns:pic="http://schemas.openxmlformats.org/drawingml/2006/picture">
+                  <pic:nvPicPr>
+                    <pic:cNvPr id="2101790124" name="Picture 1" descr="A screenshot of a computer program&#10;&#10;AI-generated content may be incorrect."/>
+                    <pic:cNvPicPr/>
+                  </pic:nvPicPr>
+                  <pic:blipFill>
+                    <a:blip r:embed="rId17"/>
+                    <a:stretch>
+                      <a:fillRect/>
+                    </a:stretch>
+                  </pic:blipFill>
+                  <pic:spPr>
+                    <a:xfrm>
+                      <a:off x="0" y="0"/>
+                      <a:ext cx="4000500" cy="1524000"/>
+                    </a:xfrm>
+                    <a:prstGeom prst="rect">
+                      <a:avLst/>
+                    </a:prstGeom>
+                  </pic:spPr>
+                </pic:pic>
+              </a:graphicData>
+            </a:graphic>
+          </wp:inline>
+        </w:drawing>
+      </w:r>
+    </w:p>
+    <w:p>
+      <w:pPr>
+        <w:ind w:firstLine="0"/>
+      </w:pPr>
+      <w:r>
+        <w:tab/>
+        <w:t>Likewise, lifetime policies in the code generator became a problem for the CHAIN command, where nostalgia dissipates and the ugly reality of GW-BASIC comes back as a nightmare:</w:t>
+      </w:r>
+    </w:p>
+    <w:p>
+      <w:pPr>
+        <w:pStyle w:val="Caption"/>
+        <w:keepNext/>
+        <w:jc w:val="center"/>
+      </w:pPr>
+      <w:r>
+        <w:lastRenderedPageBreak/>
+        <w:t xml:space="preserve">Figure </w:t>
+      </w:r>
+      <w:r>
+        <w:fldChar w:fldCharType="begin"/>
+      </w:r>
+      <w:r>
+        <w:instrText xml:space="preserve"> SEQ Figure \* ARABIC </w:instrText>
+      </w:r>
+      <w:r>
+        <w:fldChar w:fldCharType="separate"/>
+      </w:r>
+      <w:r>
+        <w:rPr>
+          <w:noProof/>
+        </w:rPr>
+        <w:t>7</w:t>
+      </w:r>
+      <w:r>
+        <w:fldChar w:fldCharType="end"/>
+      </w:r>
+      <w:r>
+        <w:t>: GW-BASIC CHAIN Examples</w:t>
+      </w:r>
+    </w:p>
+    <w:p>
+      <w:pPr>
+        <w:ind w:firstLine="0"/>
+        <w:jc w:val="center"/>
+      </w:pPr>
+      <w:r>
+        <w:drawing>
+          <wp:inline distT="0" distB="0" distL="0" distR="0" wp14:anchorId="43DCD9B0" wp14:editId="672583DC">
+            <wp:extent cx="5943600" cy="3075940"/>
+            <wp:effectExtent l="0" t="0" r="0" b="0"/>
+            <wp:docPr id="1420458401" name="Picture 1" descr="A screenshot of a computer&#10;&#10;AI-generated content may be incorrect."/>
+            <wp:cNvGraphicFramePr>
+              <a:graphicFrameLocks xmlns:a="http://schemas.openxmlformats.org/drawingml/2006/main" noChangeAspect="1"/>
+            </wp:cNvGraphicFramePr>
+            <a:graphic xmlns:a="http://schemas.openxmlformats.org/drawingml/2006/main">
+              <a:graphicData uri="http://schemas.openxmlformats.org/drawingml/2006/picture">
+                <pic:pic xmlns:pic="http://schemas.openxmlformats.org/drawingml/2006/picture">
+                  <pic:nvPicPr>
+                    <pic:cNvPr id="1420458401" name="Picture 1" descr="A screenshot of a computer&#10;&#10;AI-generated content may be incorrect."/>
+                    <pic:cNvPicPr/>
+                  </pic:nvPicPr>
+                  <pic:blipFill>
+                    <a:blip r:embed="rId18"/>
+                    <a:stretch>
+                      <a:fillRect/>
+                    </a:stretch>
+                  </pic:blipFill>
+                  <pic:spPr>
+                    <a:xfrm>
+                      <a:off x="0" y="0"/>
+                      <a:ext cx="5943600" cy="3075940"/>
+                    </a:xfrm>
+                    <a:prstGeom prst="rect">
+                      <a:avLst/>
+                    </a:prstGeom>
+                  </pic:spPr>
+                </pic:pic>
+              </a:graphicData>
+            </a:graphic>
+          </wp:inline>
+        </w:drawing>
+      </w:r>
+    </w:p>
+    <w:p>
+      <w:pPr>
+        <w:ind w:firstLine="0"/>
+        <w:rPr>
+          <w:rFonts w:asciiTheme="majorHAnsi" w:eastAsiaTheme="majorEastAsia" w:hAnsiTheme="majorHAnsi" w:cstheme="majorBidi"/>
+          <w:b/>
+          <w:bCs/>
+        </w:rPr>
+      </w:pPr>
+      <w:r>
+        <w:t>The above CHAIN code caused the compiler to become stuck in a loop</w:t>
+      </w:r>
+      <w:r>
+        <w:t xml:space="preserve">, which was resolved by adding loop detection. This was done by adding a map keyed by canonical file path.  Before following CHAIN/RUN to another file, they check previously imported and only parse/push if the target hasn’t been seen.  We also use an explicit LIFO stack of frames so we can return to </w:t>
+      </w:r>
+      <w:proofErr w:type="gramStart"/>
+      <w:r>
+        <w:t>a the</w:t>
+      </w:r>
+      <w:proofErr w:type="gramEnd"/>
+      <w:r>
+        <w:t xml:space="preserve"> outer import scope once we complete each CHAIN/RUN path, but previously imported paths are now protected from being pushed to this stack because we check the map first.</w:t>
+      </w:r>
+    </w:p>
+    <w:p>
+      <w:pPr>
+        <w:rPr>
+          <w:rFonts w:asciiTheme="majorHAnsi" w:eastAsiaTheme="majorEastAsia" w:hAnsiTheme="majorHAnsi" w:cstheme="majorBidi"/>
+          <w:b/>
+          <w:bCs/>
+        </w:rPr>
+      </w:pPr>
+      <w:r>
+        <w:br w:type="page"/>
+      </w:r>
+    </w:p>
+    <w:p>
+      <w:pPr>
+        <w:pStyle w:val="Heading1"/>
+      </w:pPr>
+      <w:r>
+        <w:lastRenderedPageBreak/>
+        <w:t>References</w:t>
+      </w:r>
+    </w:p>
+    <w:p>
+      <w:pPr>
+        <w:pStyle w:val="Bibliography"/>
+      </w:pPr>
+      <w:r>
+        <w:t xml:space="preserve">Microsoft. (1986). Microsoft GW-BASIC interpreter: User’s reference. (Doc. 410130013-320-R01-0686). </w:t>
+      </w:r>
+      <w:hyperlink r:id="rId19" w:history="1">
+        <w:r>
+          <w:rPr>
+            <w:rStyle w:val="Hyperlink"/>
+          </w:rPr>
+          <w:t>https://bitsavers.informatik.uni-stuttgart.de/pdf/microsoft/gw-basic/410130013-320-R01-0686_Microsoft_GW-BASIC_Interpreter_Users_Reference_1986.pdf</w:t>
+        </w:r>
+      </w:hyperlink>
+      <w:r>
+        <w:t>.</w:t>
+      </w:r>
+      <w:r>
+        <w:t xml:space="preserve"> </w:t>
+      </w:r>
+      <w:r>
+        <w:t>bitsavers.informatik.uni-stuttgart.de</w:t>
+      </w:r>
+    </w:p>
+    <w:p>
+      <w:pPr>
+        <w:pStyle w:val="Bibliography"/>
+      </w:pPr>
+      <w:r>
+        <w:t xml:space="preserve">Microsoft. (1987). GW-BASIC User’s Manual. </w:t>
+      </w:r>
+      <w:hyperlink r:id="rId20" w:history="1">
+        <w:r>
+          <w:rPr>
+            <w:rStyle w:val="Hyperlink"/>
+          </w:rPr>
+          <w:t>https://ia601702.us.archive.org/13/items/GWBASICUsersManual/GWBASIC%20User%27s%20Manual.pdf</w:t>
+        </w:r>
+      </w:hyperlink>
+      <w:r>
+        <w:t xml:space="preserve"> </w:t>
+      </w:r>
+      <w:r>
+        <w:t>ia601702.us.archive.org</w:t>
+      </w:r>
+    </w:p>
+    <w:p>
+      <w:pPr>
+        <w:pStyle w:val="Bibliography"/>
+      </w:pPr>
+      <w:r>
+        <w:t xml:space="preserve">Microsoft. (n.d.). GW-BASIC User’s Guide [online mirror: DEF FN / CLEAR / COMMON / CHAIN / NEW]. </w:t>
+      </w:r>
+      <w:hyperlink r:id="rId21" w:history="1">
+        <w:r>
+          <w:rPr>
+            <w:rStyle w:val="Hyperlink"/>
+          </w:rPr>
+          <w:t>https://www.antonis.de/qbebooks/gwbasman/</w:t>
+        </w:r>
+      </w:hyperlink>
+    </w:p>
+    <w:p>
+      <w:pPr>
+        <w:ind w:firstLine="0"/>
+      </w:pPr>
+    </w:p>
     <w:sectPr>
-      <w:headerReference w:type="even" r:id="rId17"/>
-      <w:headerReference w:type="default" r:id="rId18"/>
+      <w:headerReference w:type="even" r:id="rId22"/>
+      <w:headerReference w:type="default" r:id="rId23"/>
       <w:footnotePr>
         <w:pos w:val="beneathText"/>
       </w:footnotePr>
@@ -3867,6 +4202,26 @@
 </file>
 
 <file path=customXml/item1.xml><?xml version="1.0" encoding="utf-8"?>
+<p:properties xmlns:p="http://schemas.microsoft.com/office/2006/metadata/properties" xmlns:xsi="http://www.w3.org/2001/XMLSchema-instance" xmlns:pc="http://schemas.microsoft.com/office/infopath/2007/PartnerControls">
+  <documentManagement>
+    <_ip_UnifiedCompliancePolicyUIAction xmlns="http://schemas.microsoft.com/sharepoint/v3" xsi:nil="true"/>
+    <Image xmlns="71af3243-3dd4-4a8d-8c0d-dd76da1f02a5">
+      <Url xsi:nil="true"/>
+      <Description xsi:nil="true"/>
+    </Image>
+    <Status xmlns="71af3243-3dd4-4a8d-8c0d-dd76da1f02a5">Not started</Status>
+    <Background xmlns="71af3243-3dd4-4a8d-8c0d-dd76da1f02a5">false</Background>
+    <_ip_UnifiedCompliancePolicyProperties xmlns="http://schemas.microsoft.com/sharepoint/v3" xsi:nil="true"/>
+    <ImageTagsTaxHTField xmlns="71af3243-3dd4-4a8d-8c0d-dd76da1f02a5">
+      <Terms xmlns="http://schemas.microsoft.com/office/infopath/2007/PartnerControls"/>
+    </ImageTagsTaxHTField>
+    <TaxCatchAll xmlns="230e9df3-be65-4c73-a93b-d1236ebd677e" xsi:nil="true"/>
+    <MediaServiceKeyPoints xmlns="71af3243-3dd4-4a8d-8c0d-dd76da1f02a5" xsi:nil="true"/>
+  </documentManagement>
+</p:properties>
+</file>
+
+<file path=customXml/item2.xml><?xml version="1.0" encoding="utf-8"?>
 <ct:contentTypeSchema xmlns:ct="http://schemas.microsoft.com/office/2006/metadata/contentType" xmlns:ma="http://schemas.microsoft.com/office/2006/metadata/properties/metaAttributes" ct:_="" ma:_="" ma:contentTypeName="Document" ma:contentTypeID="0x01010079F111ED35F8CC479449609E8A0923A6" ma:contentTypeVersion="26" ma:contentTypeDescription="Create a new document." ma:contentTypeScope="" ma:versionID="ac37c1753acd5e330d2062ccec26ea66">
   <xsd:schema xmlns:xsd="http://www.w3.org/2001/XMLSchema" xmlns:xs="http://www.w3.org/2001/XMLSchema" xmlns:p="http://schemas.microsoft.com/office/2006/metadata/properties" xmlns:ns1="http://schemas.microsoft.com/sharepoint/v3" xmlns:ns2="71af3243-3dd4-4a8d-8c0d-dd76da1f02a5" xmlns:ns3="16c05727-aa75-4e4a-9b5f-8a80a1165891" xmlns:ns4="230e9df3-be65-4c73-a93b-d1236ebd677e" targetNamespace="http://schemas.microsoft.com/office/2006/metadata/properties" ma:root="true" ma:fieldsID="3b340c7101c92c5120abd06486f94548" ns1:_="" ns2:_="" ns3:_="" ns4:_="">
     <xsd:import namespace="http://schemas.microsoft.com/sharepoint/v3"/>
@@ -4166,31 +4521,7 @@
 </ct:contentTypeSchema>
 </file>
 
-<file path=customXml/item2.xml><?xml version="1.0" encoding="utf-8"?>
-<p:properties xmlns:p="http://schemas.microsoft.com/office/2006/metadata/properties" xmlns:xsi="http://www.w3.org/2001/XMLSchema-instance" xmlns:pc="http://schemas.microsoft.com/office/infopath/2007/PartnerControls">
-  <documentManagement>
-    <_ip_UnifiedCompliancePolicyUIAction xmlns="http://schemas.microsoft.com/sharepoint/v3" xsi:nil="true"/>
-    <Image xmlns="71af3243-3dd4-4a8d-8c0d-dd76da1f02a5">
-      <Url xsi:nil="true"/>
-      <Description xsi:nil="true"/>
-    </Image>
-    <Status xmlns="71af3243-3dd4-4a8d-8c0d-dd76da1f02a5">Not started</Status>
-    <Background xmlns="71af3243-3dd4-4a8d-8c0d-dd76da1f02a5">false</Background>
-    <_ip_UnifiedCompliancePolicyProperties xmlns="http://schemas.microsoft.com/sharepoint/v3" xsi:nil="true"/>
-    <ImageTagsTaxHTField xmlns="71af3243-3dd4-4a8d-8c0d-dd76da1f02a5">
-      <Terms xmlns="http://schemas.microsoft.com/office/infopath/2007/PartnerControls"/>
-    </ImageTagsTaxHTField>
-    <TaxCatchAll xmlns="230e9df3-be65-4c73-a93b-d1236ebd677e" xsi:nil="true"/>
-    <MediaServiceKeyPoints xmlns="71af3243-3dd4-4a8d-8c0d-dd76da1f02a5" xsi:nil="true"/>
-  </documentManagement>
-</p:properties>
-</file>
-
 <file path=customXml/item3.xml><?xml version="1.0" encoding="utf-8"?>
-<b:Sources xmlns:b="http://schemas.openxmlformats.org/officeDocument/2006/bibliography" xmlns="http://schemas.openxmlformats.org/officeDocument/2006/bibliography" SelectedStyle="/APASixthEditionOfficeOnline.xsl" StyleName="APA" Version="6"/>
-</file>
-
-<file path=customXml/item4.xml><?xml version="1.0" encoding="utf-8"?>
 <?mso-contentType ?>
 <FormTemplates xmlns="http://schemas.microsoft.com/sharepoint/v3/contenttype/forms">
   <Display>DocumentLibraryForm</Display>
@@ -4199,7 +4530,23 @@
 </FormTemplates>
 </file>
 
+<file path=customXml/item4.xml><?xml version="1.0" encoding="utf-8"?>
+<b:Sources xmlns:b="http://schemas.openxmlformats.org/officeDocument/2006/bibliography" xmlns="http://schemas.openxmlformats.org/officeDocument/2006/bibliography" SelectedStyle="/APASixthEditionOfficeOnline.xsl" StyleName="APA" Version="6"/>
+</file>
+
 <file path=customXml/itemProps1.xml><?xml version="1.0" encoding="utf-8"?>
+<ds:datastoreItem xmlns:ds="http://schemas.openxmlformats.org/officeDocument/2006/customXml" ds:itemID="{7ADCF06E-81A5-4D29-A946-976E3F20FF44}">
+  <ds:schemaRefs>
+    <ds:schemaRef ds:uri="http://schemas.microsoft.com/office/2006/metadata/properties"/>
+    <ds:schemaRef ds:uri="http://schemas.microsoft.com/office/infopath/2007/PartnerControls"/>
+    <ds:schemaRef ds:uri="http://schemas.microsoft.com/sharepoint/v3"/>
+    <ds:schemaRef ds:uri="71af3243-3dd4-4a8d-8c0d-dd76da1f02a5"/>
+    <ds:schemaRef ds:uri="230e9df3-be65-4c73-a93b-d1236ebd677e"/>
+  </ds:schemaRefs>
+</ds:datastoreItem>
+</file>
+
+<file path=customXml/itemProps2.xml><?xml version="1.0" encoding="utf-8"?>
 <ds:datastoreItem xmlns:ds="http://schemas.openxmlformats.org/officeDocument/2006/customXml" ds:itemID="{EC758F74-CB61-4D5F-B003-A3FA896AFEB4}">
   <ds:schemaRefs>
     <ds:schemaRef ds:uri="http://schemas.microsoft.com/office/2006/metadata/contentType"/>
@@ -4220,30 +4567,18 @@
 </ds:datastoreItem>
 </file>
 
-<file path=customXml/itemProps2.xml><?xml version="1.0" encoding="utf-8"?>
-<ds:datastoreItem xmlns:ds="http://schemas.openxmlformats.org/officeDocument/2006/customXml" ds:itemID="{7ADCF06E-81A5-4D29-A946-976E3F20FF44}">
+<file path=customXml/itemProps3.xml><?xml version="1.0" encoding="utf-8"?>
+<ds:datastoreItem xmlns:ds="http://schemas.openxmlformats.org/officeDocument/2006/customXml" ds:itemID="{676608B1-A148-495A-80CE-F0BD5CC963A4}">
   <ds:schemaRefs>
-    <ds:schemaRef ds:uri="http://schemas.microsoft.com/office/2006/metadata/properties"/>
-    <ds:schemaRef ds:uri="http://schemas.microsoft.com/office/infopath/2007/PartnerControls"/>
-    <ds:schemaRef ds:uri="http://schemas.microsoft.com/sharepoint/v3"/>
-    <ds:schemaRef ds:uri="71af3243-3dd4-4a8d-8c0d-dd76da1f02a5"/>
-    <ds:schemaRef ds:uri="230e9df3-be65-4c73-a93b-d1236ebd677e"/>
+    <ds:schemaRef ds:uri="http://schemas.microsoft.com/sharepoint/v3/contenttype/forms"/>
   </ds:schemaRefs>
 </ds:datastoreItem>
 </file>
 
-<file path=customXml/itemProps3.xml><?xml version="1.0" encoding="utf-8"?>
+<file path=customXml/itemProps4.xml><?xml version="1.0" encoding="utf-8"?>
 <ds:datastoreItem xmlns:ds="http://schemas.openxmlformats.org/officeDocument/2006/customXml" ds:itemID="{7912FBD8-56DC-7648-B35C-8C0B459C9B96}">
   <ds:schemaRefs>
     <ds:schemaRef ds:uri="http://schemas.openxmlformats.org/officeDocument/2006/bibliography"/>
   </ds:schemaRefs>
 </ds:datastoreItem>
-</file>
-
-<file path=customXml/itemProps4.xml><?xml version="1.0" encoding="utf-8"?>
-<ds:datastoreItem xmlns:ds="http://schemas.openxmlformats.org/officeDocument/2006/customXml" ds:itemID="{676608B1-A148-495A-80CE-F0BD5CC963A4}">
-  <ds:schemaRefs>
-    <ds:schemaRef ds:uri="http://schemas.microsoft.com/sharepoint/v3/contenttype/forms"/>
-  </ds:schemaRefs>
-</ds:datastoreItem>
 </file>